--- a/docs/questions/qs-introtopartialdifferentiation.docx
+++ b/docs/questions/qs-introtopartialdifferentiation.docx
@@ -52,7 +52,7 @@
         </w:rPr>
         <w:t xml:space="preserve"> </w:t>
       </w:r>
-      <w:hyperlink r:id="rId20">
+      <w:hyperlink r:id="rId9">
         <w:r>
           <w:rPr>
             <w:rStyle w:val="Hyperlink"/>
@@ -70,7 +70,7 @@
         <w:t xml:space="preserve">.</w:t>
       </w:r>
     </w:p>
-    <w:bookmarkStart w:id="21" w:name="q1"/>
+    <w:bookmarkStart w:id="10" w:name="q1"/>
     <w:p>
       <w:pPr>
         <w:pStyle w:val="Heading2"/>
@@ -115,28 +115,30 @@
         <m:r>
           <m:t>f</m:t>
         </m:r>
-        <m:d>
-          <m:dPr>
-            <m:begChr m:val="("/>
-            <m:sepChr m:val=""/>
-            <m:endChr m:val=")"/>
-            <m:grow/>
-          </m:dPr>
-          <m:e>
-            <m:r>
-              <m:t>x</m:t>
-            </m:r>
-            <m:r>
-              <m:rPr>
-                <m:sty m:val="p"/>
-              </m:rPr>
-              <m:t>,</m:t>
-            </m:r>
-            <m:r>
-              <m:t>y</m:t>
-            </m:r>
-          </m:e>
-        </m:d>
+        <m:r>
+          <m:rPr>
+            <m:sty m:val="p"/>
+          </m:rPr>
+          <m:t>(</m:t>
+        </m:r>
+        <m:r>
+          <m:t>x</m:t>
+        </m:r>
+        <m:r>
+          <m:rPr>
+            <m:sty m:val="p"/>
+          </m:rPr>
+          <m:t>,</m:t>
+        </m:r>
+        <m:r>
+          <m:t>y</m:t>
+        </m:r>
+        <m:r>
+          <m:rPr>
+            <m:sty m:val="p"/>
+          </m:rPr>
+          <m:t>)</m:t>
+        </m:r>
         <m:r>
           <m:rPr>
             <m:sty m:val="p"/>
@@ -195,28 +197,30 @@
         <m:r>
           <m:t>f</m:t>
         </m:r>
-        <m:d>
-          <m:dPr>
-            <m:begChr m:val="("/>
-            <m:sepChr m:val=""/>
-            <m:endChr m:val=")"/>
-            <m:grow/>
-          </m:dPr>
-          <m:e>
-            <m:r>
-              <m:t>x</m:t>
-            </m:r>
-            <m:r>
-              <m:rPr>
-                <m:sty m:val="p"/>
-              </m:rPr>
-              <m:t>,</m:t>
-            </m:r>
-            <m:r>
-              <m:t>y</m:t>
-            </m:r>
-          </m:e>
-        </m:d>
+        <m:r>
+          <m:rPr>
+            <m:sty m:val="p"/>
+          </m:rPr>
+          <m:t>(</m:t>
+        </m:r>
+        <m:r>
+          <m:t>x</m:t>
+        </m:r>
+        <m:r>
+          <m:rPr>
+            <m:sty m:val="p"/>
+          </m:rPr>
+          <m:t>,</m:t>
+        </m:r>
+        <m:r>
+          <m:t>y</m:t>
+        </m:r>
+        <m:r>
+          <m:rPr>
+            <m:sty m:val="p"/>
+          </m:rPr>
+          <m:t>)</m:t>
+        </m:r>
         <m:r>
           <m:rPr>
             <m:sty m:val="p"/>
@@ -290,28 +294,30 @@
         <m:r>
           <m:t>f</m:t>
         </m:r>
-        <m:d>
-          <m:dPr>
-            <m:begChr m:val="("/>
-            <m:sepChr m:val=""/>
-            <m:endChr m:val=")"/>
-            <m:grow/>
-          </m:dPr>
-          <m:e>
-            <m:r>
-              <m:t>x</m:t>
-            </m:r>
-            <m:r>
-              <m:rPr>
-                <m:sty m:val="p"/>
-              </m:rPr>
-              <m:t>,</m:t>
-            </m:r>
-            <m:r>
-              <m:t>y</m:t>
-            </m:r>
-          </m:e>
-        </m:d>
+        <m:r>
+          <m:rPr>
+            <m:sty m:val="p"/>
+          </m:rPr>
+          <m:t>(</m:t>
+        </m:r>
+        <m:r>
+          <m:t>x</m:t>
+        </m:r>
+        <m:r>
+          <m:rPr>
+            <m:sty m:val="p"/>
+          </m:rPr>
+          <m:t>,</m:t>
+        </m:r>
+        <m:r>
+          <m:t>y</m:t>
+        </m:r>
+        <m:r>
+          <m:rPr>
+            <m:sty m:val="p"/>
+          </m:rPr>
+          <m:t>)</m:t>
+        </m:r>
         <m:r>
           <m:rPr>
             <m:sty m:val="p"/>
@@ -327,22 +333,24 @@
           </m:rPr>
           <m:t>sin</m:t>
         </m:r>
-        <m:d>
-          <m:dPr>
-            <m:begChr m:val="("/>
-            <m:sepChr m:val=""/>
-            <m:endChr m:val=")"/>
-            <m:grow/>
-          </m:dPr>
-          <m:e>
-            <m:r>
-              <m:t>2</m:t>
-            </m:r>
-            <m:r>
-              <m:t>x</m:t>
-            </m:r>
-          </m:e>
-        </m:d>
+        <m:r>
+          <m:rPr>
+            <m:sty m:val="p"/>
+          </m:rPr>
+          <m:t>(</m:t>
+        </m:r>
+        <m:r>
+          <m:t>2</m:t>
+        </m:r>
+        <m:r>
+          <m:t>x</m:t>
+        </m:r>
+        <m:r>
+          <m:rPr>
+            <m:sty m:val="p"/>
+          </m:rPr>
+          <m:t>)</m:t>
+        </m:r>
         <m:r>
           <m:rPr>
             <m:sty m:val="p"/>
@@ -371,28 +379,30 @@
         <m:r>
           <m:t>f</m:t>
         </m:r>
-        <m:d>
-          <m:dPr>
-            <m:begChr m:val="("/>
-            <m:sepChr m:val=""/>
-            <m:endChr m:val=")"/>
-            <m:grow/>
-          </m:dPr>
-          <m:e>
-            <m:r>
-              <m:t>x</m:t>
-            </m:r>
-            <m:r>
-              <m:rPr>
-                <m:sty m:val="p"/>
-              </m:rPr>
-              <m:t>,</m:t>
-            </m:r>
-            <m:r>
-              <m:t>y</m:t>
-            </m:r>
-          </m:e>
-        </m:d>
+        <m:r>
+          <m:rPr>
+            <m:sty m:val="p"/>
+          </m:rPr>
+          <m:t>(</m:t>
+        </m:r>
+        <m:r>
+          <m:t>x</m:t>
+        </m:r>
+        <m:r>
+          <m:rPr>
+            <m:sty m:val="p"/>
+          </m:rPr>
+          <m:t>,</m:t>
+        </m:r>
+        <m:r>
+          <m:t>y</m:t>
+        </m:r>
+        <m:r>
+          <m:rPr>
+            <m:sty m:val="p"/>
+          </m:rPr>
+          <m:t>)</m:t>
+        </m:r>
         <m:r>
           <m:rPr>
             <m:sty m:val="p"/>
@@ -466,28 +476,30 @@
         <m:r>
           <m:t>f</m:t>
         </m:r>
-        <m:d>
-          <m:dPr>
-            <m:begChr m:val="("/>
-            <m:sepChr m:val=""/>
-            <m:endChr m:val=")"/>
-            <m:grow/>
-          </m:dPr>
-          <m:e>
-            <m:r>
-              <m:t>x</m:t>
-            </m:r>
-            <m:r>
-              <m:rPr>
-                <m:sty m:val="p"/>
-              </m:rPr>
-              <m:t>,</m:t>
-            </m:r>
-            <m:r>
-              <m:t>y</m:t>
-            </m:r>
-          </m:e>
-        </m:d>
+        <m:r>
+          <m:rPr>
+            <m:sty m:val="p"/>
+          </m:rPr>
+          <m:t>(</m:t>
+        </m:r>
+        <m:r>
+          <m:t>x</m:t>
+        </m:r>
+        <m:r>
+          <m:rPr>
+            <m:sty m:val="p"/>
+          </m:rPr>
+          <m:t>,</m:t>
+        </m:r>
+        <m:r>
+          <m:t>y</m:t>
+        </m:r>
+        <m:r>
+          <m:rPr>
+            <m:sty m:val="p"/>
+          </m:rPr>
+          <m:t>)</m:t>
+        </m:r>
         <m:r>
           <m:rPr>
             <m:sty m:val="p"/>
@@ -500,19 +512,21 @@
           </m:rPr>
           <m:t>ln</m:t>
         </m:r>
-        <m:d>
-          <m:dPr>
-            <m:begChr m:val="("/>
-            <m:sepChr m:val=""/>
-            <m:endChr m:val=")"/>
-            <m:grow/>
-          </m:dPr>
-          <m:e>
-            <m:r>
-              <m:t>x</m:t>
-            </m:r>
-          </m:e>
-        </m:d>
+        <m:r>
+          <m:rPr>
+            <m:sty m:val="p"/>
+          </m:rPr>
+          <m:t>(</m:t>
+        </m:r>
+        <m:r>
+          <m:t>x</m:t>
+        </m:r>
+        <m:r>
+          <m:rPr>
+            <m:sty m:val="p"/>
+          </m:rPr>
+          <m:t>)</m:t>
+        </m:r>
         <m:r>
           <m:rPr>
             <m:sty m:val="p"/>
@@ -528,19 +542,21 @@
           </m:rPr>
           <m:t>ln</m:t>
         </m:r>
-        <m:d>
-          <m:dPr>
-            <m:begChr m:val="("/>
-            <m:sepChr m:val=""/>
-            <m:endChr m:val=")"/>
-            <m:grow/>
-          </m:dPr>
-          <m:e>
-            <m:r>
-              <m:t>y</m:t>
-            </m:r>
-          </m:e>
-        </m:d>
+        <m:r>
+          <m:rPr>
+            <m:sty m:val="p"/>
+          </m:rPr>
+          <m:t>(</m:t>
+        </m:r>
+        <m:r>
+          <m:t>y</m:t>
+        </m:r>
+        <m:r>
+          <m:rPr>
+            <m:sty m:val="p"/>
+          </m:rPr>
+          <m:t>)</m:t>
+        </m:r>
         <m:r>
           <m:rPr>
             <m:sty m:val="p"/>
@@ -572,28 +588,30 @@
         <m:r>
           <m:t>f</m:t>
         </m:r>
-        <m:d>
-          <m:dPr>
-            <m:begChr m:val="("/>
-            <m:sepChr m:val=""/>
-            <m:endChr m:val=")"/>
-            <m:grow/>
-          </m:dPr>
-          <m:e>
-            <m:r>
-              <m:t>x</m:t>
-            </m:r>
-            <m:r>
-              <m:rPr>
-                <m:sty m:val="p"/>
-              </m:rPr>
-              <m:t>,</m:t>
-            </m:r>
-            <m:r>
-              <m:t>y</m:t>
-            </m:r>
-          </m:e>
-        </m:d>
+        <m:r>
+          <m:rPr>
+            <m:sty m:val="p"/>
+          </m:rPr>
+          <m:t>(</m:t>
+        </m:r>
+        <m:r>
+          <m:t>x</m:t>
+        </m:r>
+        <m:r>
+          <m:rPr>
+            <m:sty m:val="p"/>
+          </m:rPr>
+          <m:t>,</m:t>
+        </m:r>
+        <m:r>
+          <m:t>y</m:t>
+        </m:r>
+        <m:r>
+          <m:rPr>
+            <m:sty m:val="p"/>
+          </m:rPr>
+          <m:t>)</m:t>
+        </m:r>
         <m:r>
           <m:rPr>
             <m:sty m:val="p"/>
@@ -655,65 +673,69 @@
         <m:r>
           <m:t>f</m:t>
         </m:r>
-        <m:d>
-          <m:dPr>
-            <m:begChr m:val="("/>
-            <m:sepChr m:val=""/>
-            <m:endChr m:val=")"/>
-            <m:grow/>
-          </m:dPr>
+        <m:r>
+          <m:rPr>
+            <m:sty m:val="p"/>
+          </m:rPr>
+          <m:t>(</m:t>
+        </m:r>
+        <m:r>
+          <m:t>x</m:t>
+        </m:r>
+        <m:r>
+          <m:rPr>
+            <m:sty m:val="p"/>
+          </m:rPr>
+          <m:t>,</m:t>
+        </m:r>
+        <m:r>
+          <m:t>y</m:t>
+        </m:r>
+        <m:r>
+          <m:rPr>
+            <m:sty m:val="p"/>
+          </m:rPr>
+          <m:t>)</m:t>
+        </m:r>
+        <m:r>
+          <m:rPr>
+            <m:sty m:val="p"/>
+          </m:rPr>
+          <m:t>=</m:t>
+        </m:r>
+        <m:r>
+          <m:t>x</m:t>
+        </m:r>
+        <m:r>
+          <m:rPr>
+            <m:sty m:val="p"/>
+          </m:rPr>
+          <m:t>exp</m:t>
+        </m:r>
+        <m:r>
+          <m:rPr>
+            <m:sty m:val="p"/>
+          </m:rPr>
+          <m:t>(</m:t>
+        </m:r>
+        <m:sSup>
           <m:e>
             <m:r>
-              <m:t>x</m:t>
-            </m:r>
-            <m:r>
-              <m:rPr>
-                <m:sty m:val="p"/>
-              </m:rPr>
-              <m:t>,</m:t>
-            </m:r>
-            <m:r>
               <m:t>y</m:t>
             </m:r>
           </m:e>
-        </m:d>
-        <m:r>
-          <m:rPr>
-            <m:sty m:val="p"/>
-          </m:rPr>
-          <m:t>=</m:t>
-        </m:r>
-        <m:r>
-          <m:t>x</m:t>
-        </m:r>
-        <m:r>
-          <m:rPr>
-            <m:sty m:val="p"/>
-          </m:rPr>
-          <m:t>exp</m:t>
-        </m:r>
-        <m:d>
-          <m:dPr>
-            <m:begChr m:val="("/>
-            <m:sepChr m:val=""/>
-            <m:endChr m:val=")"/>
-            <m:grow/>
-          </m:dPr>
-          <m:e>
-            <m:sSup>
-              <m:e>
-                <m:r>
-                  <m:t>y</m:t>
-                </m:r>
-              </m:e>
-              <m:sup>
-                <m:r>
-                  <m:t>2</m:t>
-                </m:r>
-              </m:sup>
-            </m:sSup>
-          </m:e>
-        </m:d>
+          <m:sup>
+            <m:r>
+              <m:t>2</m:t>
+            </m:r>
+          </m:sup>
+        </m:sSup>
+        <m:r>
+          <m:rPr>
+            <m:sty m:val="p"/>
+          </m:rPr>
+          <m:t>)</m:t>
+        </m:r>
       </m:oMath>
     </w:p>
     <w:p>
@@ -733,28 +755,30 @@
         <m:r>
           <m:t>f</m:t>
         </m:r>
-        <m:d>
-          <m:dPr>
-            <m:begChr m:val="("/>
-            <m:sepChr m:val=""/>
-            <m:endChr m:val=")"/>
-            <m:grow/>
-          </m:dPr>
-          <m:e>
-            <m:r>
-              <m:t>x</m:t>
-            </m:r>
-            <m:r>
-              <m:rPr>
-                <m:sty m:val="p"/>
-              </m:rPr>
-              <m:t>,</m:t>
-            </m:r>
-            <m:r>
-              <m:t>y</m:t>
-            </m:r>
-          </m:e>
-        </m:d>
+        <m:r>
+          <m:rPr>
+            <m:sty m:val="p"/>
+          </m:rPr>
+          <m:t>(</m:t>
+        </m:r>
+        <m:r>
+          <m:t>x</m:t>
+        </m:r>
+        <m:r>
+          <m:rPr>
+            <m:sty m:val="p"/>
+          </m:rPr>
+          <m:t>,</m:t>
+        </m:r>
+        <m:r>
+          <m:t>y</m:t>
+        </m:r>
+        <m:r>
+          <m:rPr>
+            <m:sty m:val="p"/>
+          </m:rPr>
+          <m:t>)</m:t>
+        </m:r>
         <m:r>
           <m:rPr>
             <m:sty m:val="p"/>
@@ -818,64 +842,68 @@
         <m:r>
           <m:t>f</m:t>
         </m:r>
-        <m:d>
-          <m:dPr>
-            <m:begChr m:val="("/>
-            <m:sepChr m:val=""/>
-            <m:endChr m:val=")"/>
-            <m:grow/>
-          </m:dPr>
+        <m:r>
+          <m:rPr>
+            <m:sty m:val="p"/>
+          </m:rPr>
+          <m:t>(</m:t>
+        </m:r>
+        <m:r>
+          <m:t>x</m:t>
+        </m:r>
+        <m:r>
+          <m:rPr>
+            <m:sty m:val="p"/>
+          </m:rPr>
+          <m:t>,</m:t>
+        </m:r>
+        <m:r>
+          <m:t>y</m:t>
+        </m:r>
+        <m:r>
+          <m:rPr>
+            <m:sty m:val="p"/>
+          </m:rPr>
+          <m:t>)</m:t>
+        </m:r>
+        <m:r>
+          <m:rPr>
+            <m:sty m:val="p"/>
+          </m:rPr>
+          <m:t>=</m:t>
+        </m:r>
+        <m:r>
+          <m:rPr>
+            <m:sty m:val="p"/>
+          </m:rPr>
+          <m:t>(</m:t>
+        </m:r>
+        <m:r>
+          <m:t>3</m:t>
+        </m:r>
+        <m:r>
+          <m:t>x</m:t>
+        </m:r>
+        <m:r>
+          <m:rPr>
+            <m:sty m:val="p"/>
+          </m:rPr>
+          <m:t>+</m:t>
+        </m:r>
+        <m:r>
+          <m:t>2</m:t>
+        </m:r>
+        <m:r>
+          <m:t>y</m:t>
+        </m:r>
+        <m:sSup>
           <m:e>
-            <m:r>
-              <m:t>x</m:t>
-            </m:r>
             <m:r>
               <m:rPr>
                 <m:sty m:val="p"/>
               </m:rPr>
-              <m:t>,</m:t>
-            </m:r>
-            <m:r>
-              <m:t>y</m:t>
-            </m:r>
-          </m:e>
-        </m:d>
-        <m:r>
-          <m:rPr>
-            <m:sty m:val="p"/>
-          </m:rPr>
-          <m:t>=</m:t>
-        </m:r>
-        <m:sSup>
-          <m:e>
-            <m:d>
-              <m:dPr>
-                <m:begChr m:val="("/>
-                <m:sepChr m:val=""/>
-                <m:endChr m:val=")"/>
-                <m:grow/>
-              </m:dPr>
-              <m:e>
-                <m:r>
-                  <m:t>3</m:t>
-                </m:r>
-                <m:r>
-                  <m:t>x</m:t>
-                </m:r>
-                <m:r>
-                  <m:rPr>
-                    <m:sty m:val="p"/>
-                  </m:rPr>
-                  <m:t>+</m:t>
-                </m:r>
-                <m:r>
-                  <m:t>2</m:t>
-                </m:r>
-                <m:r>
-                  <m:t>y</m:t>
-                </m:r>
-              </m:e>
-            </m:d>
+              <m:t>)</m:t>
+            </m:r>
           </m:e>
           <m:sup>
             <m:r>
@@ -902,28 +930,30 @@
         <m:r>
           <m:t>f</m:t>
         </m:r>
-        <m:d>
-          <m:dPr>
-            <m:begChr m:val="("/>
-            <m:sepChr m:val=""/>
-            <m:endChr m:val=")"/>
-            <m:grow/>
-          </m:dPr>
-          <m:e>
-            <m:r>
-              <m:t>x</m:t>
-            </m:r>
-            <m:r>
-              <m:rPr>
-                <m:sty m:val="p"/>
-              </m:rPr>
-              <m:t>,</m:t>
-            </m:r>
-            <m:r>
-              <m:t>y</m:t>
-            </m:r>
-          </m:e>
-        </m:d>
+        <m:r>
+          <m:rPr>
+            <m:sty m:val="p"/>
+          </m:rPr>
+          <m:t>(</m:t>
+        </m:r>
+        <m:r>
+          <m:t>x</m:t>
+        </m:r>
+        <m:r>
+          <m:rPr>
+            <m:sty m:val="p"/>
+          </m:rPr>
+          <m:t>,</m:t>
+        </m:r>
+        <m:r>
+          <m:t>y</m:t>
+        </m:r>
+        <m:r>
+          <m:rPr>
+            <m:sty m:val="p"/>
+          </m:rPr>
+          <m:t>)</m:t>
+        </m:r>
         <m:r>
           <m:rPr>
             <m:sty m:val="p"/>
@@ -939,22 +969,24 @@
           </m:rPr>
           <m:t>sin</m:t>
         </m:r>
-        <m:d>
-          <m:dPr>
-            <m:begChr m:val="("/>
-            <m:sepChr m:val=""/>
-            <m:endChr m:val=")"/>
-            <m:grow/>
-          </m:dPr>
-          <m:e>
-            <m:r>
-              <m:t>x</m:t>
-            </m:r>
-            <m:r>
-              <m:t>y</m:t>
-            </m:r>
-          </m:e>
-        </m:d>
+        <m:r>
+          <m:rPr>
+            <m:sty m:val="p"/>
+          </m:rPr>
+          <m:t>(</m:t>
+        </m:r>
+        <m:r>
+          <m:t>x</m:t>
+        </m:r>
+        <m:r>
+          <m:t>y</m:t>
+        </m:r>
+        <m:r>
+          <m:rPr>
+            <m:sty m:val="p"/>
+          </m:rPr>
+          <m:t>)</m:t>
+        </m:r>
       </m:oMath>
     </w:p>
     <w:p>
@@ -974,80 +1006,84 @@
         <m:r>
           <m:t>f</m:t>
         </m:r>
-        <m:d>
-          <m:dPr>
-            <m:begChr m:val="("/>
-            <m:sepChr m:val=""/>
-            <m:endChr m:val=")"/>
-            <m:grow/>
-          </m:dPr>
+        <m:r>
+          <m:rPr>
+            <m:sty m:val="p"/>
+          </m:rPr>
+          <m:t>(</m:t>
+        </m:r>
+        <m:r>
+          <m:t>x</m:t>
+        </m:r>
+        <m:r>
+          <m:rPr>
+            <m:sty m:val="p"/>
+          </m:rPr>
+          <m:t>,</m:t>
+        </m:r>
+        <m:r>
+          <m:t>y</m:t>
+        </m:r>
+        <m:r>
+          <m:rPr>
+            <m:sty m:val="p"/>
+          </m:rPr>
+          <m:t>)</m:t>
+        </m:r>
+        <m:r>
+          <m:rPr>
+            <m:sty m:val="p"/>
+          </m:rPr>
+          <m:t>=</m:t>
+        </m:r>
+        <m:r>
+          <m:rPr>
+            <m:sty m:val="p"/>
+          </m:rPr>
+          <m:t>sin</m:t>
+        </m:r>
+        <m:r>
+          <m:rPr>
+            <m:sty m:val="p"/>
+          </m:rPr>
+          <m:t>(</m:t>
+        </m:r>
+        <m:sSup>
           <m:e>
             <m:r>
               <m:t>x</m:t>
             </m:r>
-            <m:r>
-              <m:rPr>
-                <m:sty m:val="p"/>
-              </m:rPr>
-              <m:t>,</m:t>
-            </m:r>
+          </m:e>
+          <m:sup>
+            <m:r>
+              <m:t>2</m:t>
+            </m:r>
+          </m:sup>
+        </m:sSup>
+        <m:r>
+          <m:rPr>
+            <m:sty m:val="p"/>
+          </m:rPr>
+          <m:t>+</m:t>
+        </m:r>
+        <m:sSup>
+          <m:e>
             <m:r>
               <m:t>y</m:t>
             </m:r>
           </m:e>
-        </m:d>
-        <m:r>
-          <m:rPr>
-            <m:sty m:val="p"/>
-          </m:rPr>
-          <m:t>=</m:t>
-        </m:r>
-        <m:r>
-          <m:rPr>
-            <m:sty m:val="p"/>
-          </m:rPr>
-          <m:t>sin</m:t>
-        </m:r>
-        <m:d>
-          <m:dPr>
-            <m:begChr m:val="("/>
-            <m:sepChr m:val=""/>
-            <m:endChr m:val=")"/>
-            <m:grow/>
-          </m:dPr>
-          <m:e>
-            <m:sSup>
-              <m:e>
-                <m:r>
-                  <m:t>x</m:t>
-                </m:r>
-              </m:e>
-              <m:sup>
-                <m:r>
-                  <m:t>2</m:t>
-                </m:r>
-              </m:sup>
-            </m:sSup>
-            <m:r>
-              <m:rPr>
-                <m:sty m:val="p"/>
-              </m:rPr>
-              <m:t>+</m:t>
-            </m:r>
-            <m:sSup>
-              <m:e>
-                <m:r>
-                  <m:t>y</m:t>
-                </m:r>
-              </m:e>
-              <m:sup>
-                <m:r>
-                  <m:t>2</m:t>
-                </m:r>
-              </m:sup>
-            </m:sSup>
-          </m:e>
-        </m:d>
+          <m:sup>
+            <m:r>
+              <m:t>2</m:t>
+            </m:r>
+          </m:sup>
+        </m:sSup>
+        <m:r>
+          <m:rPr>
+            <m:sty m:val="p"/>
+          </m:rPr>
+          <m:t>)</m:t>
+        </m:r>
       </m:oMath>
     </w:p>
     <w:p>
@@ -1067,83 +1103,87 @@
         <m:r>
           <m:t>f</m:t>
         </m:r>
-        <m:d>
-          <m:dPr>
-            <m:begChr m:val="("/>
-            <m:sepChr m:val=""/>
-            <m:endChr m:val=")"/>
-            <m:grow/>
-          </m:dPr>
+        <m:r>
+          <m:rPr>
+            <m:sty m:val="p"/>
+          </m:rPr>
+          <m:t>(</m:t>
+        </m:r>
+        <m:r>
+          <m:t>x</m:t>
+        </m:r>
+        <m:r>
+          <m:rPr>
+            <m:sty m:val="p"/>
+          </m:rPr>
+          <m:t>,</m:t>
+        </m:r>
+        <m:r>
+          <m:t>y</m:t>
+        </m:r>
+        <m:r>
+          <m:rPr>
+            <m:sty m:val="p"/>
+          </m:rPr>
+          <m:t>)</m:t>
+        </m:r>
+        <m:r>
+          <m:rPr>
+            <m:sty m:val="p"/>
+          </m:rPr>
+          <m:t>=</m:t>
+        </m:r>
+        <m:r>
+          <m:rPr>
+            <m:sty m:val="p"/>
+          </m:rPr>
+          <m:t>ln</m:t>
+        </m:r>
+        <m:r>
+          <m:rPr>
+            <m:sty m:val="p"/>
+          </m:rPr>
+          <m:t>(</m:t>
+        </m:r>
+        <m:r>
+          <m:t>1</m:t>
+        </m:r>
+        <m:r>
+          <m:rPr>
+            <m:sty m:val="p"/>
+          </m:rPr>
+          <m:t>+</m:t>
+        </m:r>
+        <m:sSup>
           <m:e>
             <m:r>
               <m:t>x</m:t>
             </m:r>
-            <m:r>
-              <m:rPr>
-                <m:sty m:val="p"/>
-              </m:rPr>
-              <m:t>,</m:t>
-            </m:r>
+          </m:e>
+          <m:sup>
+            <m:r>
+              <m:t>2</m:t>
+            </m:r>
+          </m:sup>
+        </m:sSup>
+        <m:sSup>
+          <m:e>
             <m:r>
               <m:t>y</m:t>
             </m:r>
           </m:e>
-        </m:d>
-        <m:r>
-          <m:rPr>
-            <m:sty m:val="p"/>
-          </m:rPr>
-          <m:t>=</m:t>
-        </m:r>
-        <m:r>
-          <m:rPr>
-            <m:sty m:val="p"/>
-          </m:rPr>
-          <m:t>ln</m:t>
-        </m:r>
-        <m:d>
-          <m:dPr>
-            <m:begChr m:val="("/>
-            <m:sepChr m:val=""/>
-            <m:endChr m:val=")"/>
-            <m:grow/>
-          </m:dPr>
-          <m:e>
-            <m:r>
-              <m:t>1</m:t>
-            </m:r>
-            <m:r>
-              <m:rPr>
-                <m:sty m:val="p"/>
-              </m:rPr>
-              <m:t>+</m:t>
-            </m:r>
-            <m:sSup>
-              <m:e>
-                <m:r>
-                  <m:t>x</m:t>
-                </m:r>
-              </m:e>
-              <m:sup>
-                <m:r>
-                  <m:t>2</m:t>
-                </m:r>
-              </m:sup>
-            </m:sSup>
-            <m:sSup>
-              <m:e>
-                <m:r>
-                  <m:t>y</m:t>
-                </m:r>
-              </m:e>
-              <m:sup>
-                <m:r>
-                  <m:t>2</m:t>
-                </m:r>
-              </m:sup>
-            </m:sSup>
-          </m:e>
-        </m:d>
+          <m:sup>
+            <m:r>
+              <m:t>2</m:t>
+            </m:r>
+          </m:sup>
+        </m:sSup>
+        <m:r>
+          <m:rPr>
+            <m:sty m:val="p"/>
+          </m:rPr>
+          <m:t>)</m:t>
+        </m:r>
       </m:oMath>
     </w:p>
     <w:p>
@@ -1163,37 +1203,39 @@
         <m:r>
           <m:t>f</m:t>
         </m:r>
-        <m:d>
-          <m:dPr>
-            <m:begChr m:val="("/>
-            <m:sepChr m:val=""/>
-            <m:endChr m:val=")"/>
-            <m:grow/>
-          </m:dPr>
-          <m:e>
-            <m:r>
-              <m:t>x</m:t>
-            </m:r>
-            <m:r>
-              <m:rPr>
-                <m:sty m:val="p"/>
-              </m:rPr>
-              <m:t>,</m:t>
-            </m:r>
-            <m:r>
-              <m:t>y</m:t>
-            </m:r>
-            <m:r>
-              <m:rPr>
-                <m:sty m:val="p"/>
-              </m:rPr>
-              <m:t>,</m:t>
-            </m:r>
-            <m:r>
-              <m:t>z</m:t>
-            </m:r>
-          </m:e>
-        </m:d>
+        <m:r>
+          <m:rPr>
+            <m:sty m:val="p"/>
+          </m:rPr>
+          <m:t>(</m:t>
+        </m:r>
+        <m:r>
+          <m:t>x</m:t>
+        </m:r>
+        <m:r>
+          <m:rPr>
+            <m:sty m:val="p"/>
+          </m:rPr>
+          <m:t>,</m:t>
+        </m:r>
+        <m:r>
+          <m:t>y</m:t>
+        </m:r>
+        <m:r>
+          <m:rPr>
+            <m:sty m:val="p"/>
+          </m:rPr>
+          <m:t>,</m:t>
+        </m:r>
+        <m:r>
+          <m:t>z</m:t>
+        </m:r>
+        <m:r>
+          <m:rPr>
+            <m:sty m:val="p"/>
+          </m:rPr>
+          <m:t>)</m:t>
+        </m:r>
         <m:r>
           <m:rPr>
             <m:sty m:val="p"/>
@@ -1221,19 +1263,21 @@
           </m:rPr>
           <m:t>sin</m:t>
         </m:r>
-        <m:d>
-          <m:dPr>
-            <m:begChr m:val="("/>
-            <m:sepChr m:val=""/>
-            <m:endChr m:val=")"/>
-            <m:grow/>
-          </m:dPr>
-          <m:e>
-            <m:r>
-              <m:t>z</m:t>
-            </m:r>
-          </m:e>
-        </m:d>
+        <m:r>
+          <m:rPr>
+            <m:sty m:val="p"/>
+          </m:rPr>
+          <m:t>(</m:t>
+        </m:r>
+        <m:r>
+          <m:t>z</m:t>
+        </m:r>
+        <m:r>
+          <m:rPr>
+            <m:sty m:val="p"/>
+          </m:rPr>
+          <m:t>)</m:t>
+        </m:r>
       </m:oMath>
     </w:p>
     <w:p>
@@ -1253,109 +1297,117 @@
         <m:r>
           <m:t>f</m:t>
         </m:r>
-        <m:d>
-          <m:dPr>
-            <m:begChr m:val="("/>
-            <m:sepChr m:val=""/>
-            <m:endChr m:val=")"/>
-            <m:grow/>
-          </m:dPr>
-          <m:e>
-            <m:r>
-              <m:t>x</m:t>
-            </m:r>
-            <m:r>
-              <m:rPr>
-                <m:sty m:val="p"/>
-              </m:rPr>
-              <m:t>,</m:t>
-            </m:r>
-            <m:r>
-              <m:t>y</m:t>
-            </m:r>
-            <m:r>
-              <m:rPr>
-                <m:sty m:val="p"/>
-              </m:rPr>
-              <m:t>,</m:t>
-            </m:r>
-            <m:r>
-              <m:t>z</m:t>
-            </m:r>
-          </m:e>
-        </m:d>
+        <m:r>
+          <m:rPr>
+            <m:sty m:val="p"/>
+          </m:rPr>
+          <m:t>(</m:t>
+        </m:r>
+        <m:r>
+          <m:t>x</m:t>
+        </m:r>
+        <m:r>
+          <m:rPr>
+            <m:sty m:val="p"/>
+          </m:rPr>
+          <m:t>,</m:t>
+        </m:r>
+        <m:r>
+          <m:t>y</m:t>
+        </m:r>
+        <m:r>
+          <m:rPr>
+            <m:sty m:val="p"/>
+          </m:rPr>
+          <m:t>,</m:t>
+        </m:r>
+        <m:r>
+          <m:t>z</m:t>
+        </m:r>
+        <m:r>
+          <m:rPr>
+            <m:sty m:val="p"/>
+          </m:rPr>
+          <m:t>)</m:t>
+        </m:r>
         <m:r>
           <m:rPr>
             <m:sty m:val="p"/>
           </m:rPr>
           <m:t>=</m:t>
         </m:r>
-        <m:d>
-          <m:dPr>
-            <m:begChr m:val="("/>
-            <m:sepChr m:val=""/>
-            <m:endChr m:val=")"/>
-            <m:grow/>
-          </m:dPr>
-          <m:e>
-            <m:r>
-              <m:t>x</m:t>
-            </m:r>
-            <m:r>
-              <m:rPr>
-                <m:sty m:val="p"/>
-              </m:rPr>
-              <m:t>+</m:t>
-            </m:r>
-            <m:r>
-              <m:t>y</m:t>
-            </m:r>
-          </m:e>
-        </m:d>
-        <m:d>
-          <m:dPr>
-            <m:begChr m:val="("/>
-            <m:sepChr m:val=""/>
-            <m:endChr m:val=")"/>
-            <m:grow/>
-          </m:dPr>
-          <m:e>
-            <m:r>
-              <m:t>y</m:t>
-            </m:r>
-            <m:r>
-              <m:rPr>
-                <m:sty m:val="p"/>
-              </m:rPr>
-              <m:t>+</m:t>
-            </m:r>
-            <m:r>
-              <m:t>z</m:t>
-            </m:r>
-          </m:e>
-        </m:d>
-        <m:d>
-          <m:dPr>
-            <m:begChr m:val="("/>
-            <m:sepChr m:val=""/>
-            <m:endChr m:val=")"/>
-            <m:grow/>
-          </m:dPr>
-          <m:e>
-            <m:r>
-              <m:t>z</m:t>
-            </m:r>
-            <m:r>
-              <m:rPr>
-                <m:sty m:val="p"/>
-              </m:rPr>
-              <m:t>+</m:t>
-            </m:r>
-            <m:r>
-              <m:t>x</m:t>
-            </m:r>
-          </m:e>
-        </m:d>
+        <m:r>
+          <m:rPr>
+            <m:sty m:val="p"/>
+          </m:rPr>
+          <m:t>(</m:t>
+        </m:r>
+        <m:r>
+          <m:t>x</m:t>
+        </m:r>
+        <m:r>
+          <m:rPr>
+            <m:sty m:val="p"/>
+          </m:rPr>
+          <m:t>+</m:t>
+        </m:r>
+        <m:r>
+          <m:t>y</m:t>
+        </m:r>
+        <m:r>
+          <m:rPr>
+            <m:sty m:val="p"/>
+          </m:rPr>
+          <m:t>)</m:t>
+        </m:r>
+        <m:r>
+          <m:rPr>
+            <m:sty m:val="p"/>
+          </m:rPr>
+          <m:t>(</m:t>
+        </m:r>
+        <m:r>
+          <m:t>y</m:t>
+        </m:r>
+        <m:r>
+          <m:rPr>
+            <m:sty m:val="p"/>
+          </m:rPr>
+          <m:t>+</m:t>
+        </m:r>
+        <m:r>
+          <m:t>z</m:t>
+        </m:r>
+        <m:r>
+          <m:rPr>
+            <m:sty m:val="p"/>
+          </m:rPr>
+          <m:t>)</m:t>
+        </m:r>
+        <m:r>
+          <m:rPr>
+            <m:sty m:val="p"/>
+          </m:rPr>
+          <m:t>(</m:t>
+        </m:r>
+        <m:r>
+          <m:t>z</m:t>
+        </m:r>
+        <m:r>
+          <m:rPr>
+            <m:sty m:val="p"/>
+          </m:rPr>
+          <m:t>+</m:t>
+        </m:r>
+        <m:r>
+          <m:t>x</m:t>
+        </m:r>
+        <m:r>
+          <m:rPr>
+            <m:sty m:val="p"/>
+          </m:rPr>
+          <m:t>)</m:t>
+        </m:r>
       </m:oMath>
     </w:p>
     <w:p>
@@ -1375,37 +1427,39 @@
         <m:r>
           <m:t>f</m:t>
         </m:r>
-        <m:d>
-          <m:dPr>
-            <m:begChr m:val="("/>
-            <m:sepChr m:val=""/>
-            <m:endChr m:val=")"/>
-            <m:grow/>
-          </m:dPr>
-          <m:e>
-            <m:r>
-              <m:t>x</m:t>
-            </m:r>
-            <m:r>
-              <m:rPr>
-                <m:sty m:val="p"/>
-              </m:rPr>
-              <m:t>,</m:t>
-            </m:r>
-            <m:r>
-              <m:t>y</m:t>
-            </m:r>
-            <m:r>
-              <m:rPr>
-                <m:sty m:val="p"/>
-              </m:rPr>
-              <m:t>,</m:t>
-            </m:r>
-            <m:r>
-              <m:t>z</m:t>
-            </m:r>
-          </m:e>
-        </m:d>
+        <m:r>
+          <m:rPr>
+            <m:sty m:val="p"/>
+          </m:rPr>
+          <m:t>(</m:t>
+        </m:r>
+        <m:r>
+          <m:t>x</m:t>
+        </m:r>
+        <m:r>
+          <m:rPr>
+            <m:sty m:val="p"/>
+          </m:rPr>
+          <m:t>,</m:t>
+        </m:r>
+        <m:r>
+          <m:t>y</m:t>
+        </m:r>
+        <m:r>
+          <m:rPr>
+            <m:sty m:val="p"/>
+          </m:rPr>
+          <m:t>,</m:t>
+        </m:r>
+        <m:r>
+          <m:t>z</m:t>
+        </m:r>
+        <m:r>
+          <m:rPr>
+            <m:sty m:val="p"/>
+          </m:rPr>
+          <m:t>)</m:t>
+        </m:r>
         <m:r>
           <m:rPr>
             <m:sty m:val="p"/>
@@ -1453,8 +1507,8 @@
         </m:f>
       </m:oMath>
     </w:p>
-    <w:bookmarkEnd w:id="21"/>
-    <w:bookmarkStart w:id="22" w:name="q2"/>
+    <w:bookmarkEnd w:id="10"/>
+    <w:bookmarkStart w:id="11" w:name="q2"/>
     <w:p>
       <w:pPr>
         <w:pStyle w:val="Heading2"/>
@@ -1477,28 +1531,30 @@
         <m:r>
           <m:t>f</m:t>
         </m:r>
-        <m:d>
-          <m:dPr>
-            <m:begChr m:val="("/>
-            <m:sepChr m:val=""/>
-            <m:endChr m:val=")"/>
-            <m:grow/>
-          </m:dPr>
-          <m:e>
-            <m:r>
-              <m:t>x</m:t>
-            </m:r>
-            <m:r>
-              <m:rPr>
-                <m:sty m:val="p"/>
-              </m:rPr>
-              <m:t>,</m:t>
-            </m:r>
-            <m:r>
-              <m:t>y</m:t>
-            </m:r>
-          </m:e>
-        </m:d>
+        <m:r>
+          <m:rPr>
+            <m:sty m:val="p"/>
+          </m:rPr>
+          <m:t>(</m:t>
+        </m:r>
+        <m:r>
+          <m:t>x</m:t>
+        </m:r>
+        <m:r>
+          <m:rPr>
+            <m:sty m:val="p"/>
+          </m:rPr>
+          <m:t>,</m:t>
+        </m:r>
+        <m:r>
+          <m:t>y</m:t>
+        </m:r>
+        <m:r>
+          <m:rPr>
+            <m:sty m:val="p"/>
+          </m:rPr>
+          <m:t>)</m:t>
+        </m:r>
       </m:oMath>
       <w:r>
         <w:t xml:space="preserve"> </w:t>
@@ -1649,28 +1705,30 @@
         <m:r>
           <m:t>f</m:t>
         </m:r>
-        <m:d>
-          <m:dPr>
-            <m:begChr m:val="("/>
-            <m:sepChr m:val=""/>
-            <m:endChr m:val=")"/>
-            <m:grow/>
-          </m:dPr>
-          <m:e>
-            <m:r>
-              <m:t>x</m:t>
-            </m:r>
-            <m:r>
-              <m:rPr>
-                <m:sty m:val="p"/>
-              </m:rPr>
-              <m:t>,</m:t>
-            </m:r>
-            <m:r>
-              <m:t>y</m:t>
-            </m:r>
-          </m:e>
-        </m:d>
+        <m:r>
+          <m:rPr>
+            <m:sty m:val="p"/>
+          </m:rPr>
+          <m:t>(</m:t>
+        </m:r>
+        <m:r>
+          <m:t>x</m:t>
+        </m:r>
+        <m:r>
+          <m:rPr>
+            <m:sty m:val="p"/>
+          </m:rPr>
+          <m:t>,</m:t>
+        </m:r>
+        <m:r>
+          <m:t>y</m:t>
+        </m:r>
+        <m:r>
+          <m:rPr>
+            <m:sty m:val="p"/>
+          </m:rPr>
+          <m:t>)</m:t>
+        </m:r>
         <m:r>
           <m:rPr>
             <m:sty m:val="p"/>
@@ -1726,28 +1784,30 @@
         <m:r>
           <m:t>f</m:t>
         </m:r>
-        <m:d>
-          <m:dPr>
-            <m:begChr m:val="("/>
-            <m:sepChr m:val=""/>
-            <m:endChr m:val=")"/>
-            <m:grow/>
-          </m:dPr>
-          <m:e>
-            <m:r>
-              <m:t>x</m:t>
-            </m:r>
-            <m:r>
-              <m:rPr>
-                <m:sty m:val="p"/>
-              </m:rPr>
-              <m:t>,</m:t>
-            </m:r>
-            <m:r>
-              <m:t>y</m:t>
-            </m:r>
-          </m:e>
-        </m:d>
+        <m:r>
+          <m:rPr>
+            <m:sty m:val="p"/>
+          </m:rPr>
+          <m:t>(</m:t>
+        </m:r>
+        <m:r>
+          <m:t>x</m:t>
+        </m:r>
+        <m:r>
+          <m:rPr>
+            <m:sty m:val="p"/>
+          </m:rPr>
+          <m:t>,</m:t>
+        </m:r>
+        <m:r>
+          <m:t>y</m:t>
+        </m:r>
+        <m:r>
+          <m:rPr>
+            <m:sty m:val="p"/>
+          </m:rPr>
+          <m:t>)</m:t>
+        </m:r>
         <m:r>
           <m:rPr>
             <m:sty m:val="p"/>
@@ -1779,28 +1839,30 @@
         <m:r>
           <m:t>f</m:t>
         </m:r>
-        <m:d>
-          <m:dPr>
-            <m:begChr m:val="("/>
-            <m:sepChr m:val=""/>
-            <m:endChr m:val=")"/>
-            <m:grow/>
-          </m:dPr>
-          <m:e>
-            <m:r>
-              <m:t>x</m:t>
-            </m:r>
-            <m:r>
-              <m:rPr>
-                <m:sty m:val="p"/>
-              </m:rPr>
-              <m:t>,</m:t>
-            </m:r>
-            <m:r>
-              <m:t>y</m:t>
-            </m:r>
-          </m:e>
-        </m:d>
+        <m:r>
+          <m:rPr>
+            <m:sty m:val="p"/>
+          </m:rPr>
+          <m:t>(</m:t>
+        </m:r>
+        <m:r>
+          <m:t>x</m:t>
+        </m:r>
+        <m:r>
+          <m:rPr>
+            <m:sty m:val="p"/>
+          </m:rPr>
+          <m:t>,</m:t>
+        </m:r>
+        <m:r>
+          <m:t>y</m:t>
+        </m:r>
+        <m:r>
+          <m:rPr>
+            <m:sty m:val="p"/>
+          </m:rPr>
+          <m:t>)</m:t>
+        </m:r>
         <m:r>
           <m:rPr>
             <m:sty m:val="p"/>
@@ -1862,28 +1924,30 @@
         <m:r>
           <m:t>f</m:t>
         </m:r>
-        <m:d>
-          <m:dPr>
-            <m:begChr m:val="("/>
-            <m:sepChr m:val=""/>
-            <m:endChr m:val=")"/>
-            <m:grow/>
-          </m:dPr>
-          <m:e>
-            <m:r>
-              <m:t>x</m:t>
-            </m:r>
-            <m:r>
-              <m:rPr>
-                <m:sty m:val="p"/>
-              </m:rPr>
-              <m:t>,</m:t>
-            </m:r>
-            <m:r>
-              <m:t>y</m:t>
-            </m:r>
-          </m:e>
-        </m:d>
+        <m:r>
+          <m:rPr>
+            <m:sty m:val="p"/>
+          </m:rPr>
+          <m:t>(</m:t>
+        </m:r>
+        <m:r>
+          <m:t>x</m:t>
+        </m:r>
+        <m:r>
+          <m:rPr>
+            <m:sty m:val="p"/>
+          </m:rPr>
+          <m:t>,</m:t>
+        </m:r>
+        <m:r>
+          <m:t>y</m:t>
+        </m:r>
+        <m:r>
+          <m:rPr>
+            <m:sty m:val="p"/>
+          </m:rPr>
+          <m:t>)</m:t>
+        </m:r>
         <m:r>
           <m:rPr>
             <m:sty m:val="p"/>
@@ -1896,38 +1960,42 @@
           </m:rPr>
           <m:t>cos</m:t>
         </m:r>
-        <m:d>
-          <m:dPr>
-            <m:begChr m:val="("/>
-            <m:sepChr m:val=""/>
-            <m:endChr m:val=")"/>
-            <m:grow/>
-          </m:dPr>
-          <m:e>
-            <m:r>
-              <m:t>x</m:t>
-            </m:r>
-          </m:e>
-        </m:d>
+        <m:r>
+          <m:rPr>
+            <m:sty m:val="p"/>
+          </m:rPr>
+          <m:t>(</m:t>
+        </m:r>
+        <m:r>
+          <m:t>x</m:t>
+        </m:r>
+        <m:r>
+          <m:rPr>
+            <m:sty m:val="p"/>
+          </m:rPr>
+          <m:t>)</m:t>
+        </m:r>
         <m:r>
           <m:rPr>
             <m:sty m:val="p"/>
           </m:rPr>
           <m:t>sinh</m:t>
         </m:r>
-        <m:d>
-          <m:dPr>
-            <m:begChr m:val="("/>
-            <m:sepChr m:val=""/>
-            <m:endChr m:val=")"/>
-            <m:grow/>
-          </m:dPr>
-          <m:e>
-            <m:r>
-              <m:t>y</m:t>
-            </m:r>
-          </m:e>
-        </m:d>
+        <m:r>
+          <m:rPr>
+            <m:sty m:val="p"/>
+          </m:rPr>
+          <m:t>(</m:t>
+        </m:r>
+        <m:r>
+          <m:t>y</m:t>
+        </m:r>
+        <m:r>
+          <m:rPr>
+            <m:sty m:val="p"/>
+          </m:rPr>
+          <m:t>)</m:t>
+        </m:r>
       </m:oMath>
     </w:p>
     <w:p>
@@ -1947,28 +2015,30 @@
         <m:r>
           <m:t>f</m:t>
         </m:r>
-        <m:d>
-          <m:dPr>
-            <m:begChr m:val="("/>
-            <m:sepChr m:val=""/>
-            <m:endChr m:val=")"/>
-            <m:grow/>
-          </m:dPr>
-          <m:e>
-            <m:r>
-              <m:t>x</m:t>
-            </m:r>
-            <m:r>
-              <m:rPr>
-                <m:sty m:val="p"/>
-              </m:rPr>
-              <m:t>,</m:t>
-            </m:r>
-            <m:r>
-              <m:t>y</m:t>
-            </m:r>
-          </m:e>
-        </m:d>
+        <m:r>
+          <m:rPr>
+            <m:sty m:val="p"/>
+          </m:rPr>
+          <m:t>(</m:t>
+        </m:r>
+        <m:r>
+          <m:t>x</m:t>
+        </m:r>
+        <m:r>
+          <m:rPr>
+            <m:sty m:val="p"/>
+          </m:rPr>
+          <m:t>,</m:t>
+        </m:r>
+        <m:r>
+          <m:t>y</m:t>
+        </m:r>
+        <m:r>
+          <m:rPr>
+            <m:sty m:val="p"/>
+          </m:rPr>
+          <m:t>)</m:t>
+        </m:r>
         <m:r>
           <m:rPr>
             <m:sty m:val="p"/>
@@ -1993,19 +2063,21 @@
           </m:rPr>
           <m:t>sin</m:t>
         </m:r>
-        <m:d>
-          <m:dPr>
-            <m:begChr m:val="("/>
-            <m:sepChr m:val=""/>
-            <m:endChr m:val=")"/>
-            <m:grow/>
-          </m:dPr>
-          <m:e>
-            <m:r>
-              <m:t>y</m:t>
-            </m:r>
-          </m:e>
-        </m:d>
+        <m:r>
+          <m:rPr>
+            <m:sty m:val="p"/>
+          </m:rPr>
+          <m:t>(</m:t>
+        </m:r>
+        <m:r>
+          <m:t>y</m:t>
+        </m:r>
+        <m:r>
+          <m:rPr>
+            <m:sty m:val="p"/>
+          </m:rPr>
+          <m:t>)</m:t>
+        </m:r>
       </m:oMath>
     </w:p>
     <w:p>
@@ -2025,28 +2097,30 @@
         <m:r>
           <m:t>f</m:t>
         </m:r>
-        <m:d>
-          <m:dPr>
-            <m:begChr m:val="("/>
-            <m:sepChr m:val=""/>
-            <m:endChr m:val=")"/>
-            <m:grow/>
-          </m:dPr>
-          <m:e>
-            <m:r>
-              <m:t>x</m:t>
-            </m:r>
-            <m:r>
-              <m:rPr>
-                <m:sty m:val="p"/>
-              </m:rPr>
-              <m:t>,</m:t>
-            </m:r>
-            <m:r>
-              <m:t>y</m:t>
-            </m:r>
-          </m:e>
-        </m:d>
+        <m:r>
+          <m:rPr>
+            <m:sty m:val="p"/>
+          </m:rPr>
+          <m:t>(</m:t>
+        </m:r>
+        <m:r>
+          <m:t>x</m:t>
+        </m:r>
+        <m:r>
+          <m:rPr>
+            <m:sty m:val="p"/>
+          </m:rPr>
+          <m:t>,</m:t>
+        </m:r>
+        <m:r>
+          <m:t>y</m:t>
+        </m:r>
+        <m:r>
+          <m:rPr>
+            <m:sty m:val="p"/>
+          </m:rPr>
+          <m:t>)</m:t>
+        </m:r>
         <m:r>
           <m:rPr>
             <m:sty m:val="p"/>
@@ -2118,84 +2192,88 @@
         <m:r>
           <m:t>f</m:t>
         </m:r>
-        <m:d>
-          <m:dPr>
-            <m:begChr m:val="("/>
-            <m:sepChr m:val=""/>
-            <m:endChr m:val=")"/>
-            <m:grow/>
-          </m:dPr>
+        <m:r>
+          <m:rPr>
+            <m:sty m:val="p"/>
+          </m:rPr>
+          <m:t>(</m:t>
+        </m:r>
+        <m:r>
+          <m:t>x</m:t>
+        </m:r>
+        <m:r>
+          <m:rPr>
+            <m:sty m:val="p"/>
+          </m:rPr>
+          <m:t>,</m:t>
+        </m:r>
+        <m:r>
+          <m:t>y</m:t>
+        </m:r>
+        <m:r>
+          <m:rPr>
+            <m:sty m:val="p"/>
+          </m:rPr>
+          <m:t>)</m:t>
+        </m:r>
+        <m:r>
+          <m:rPr>
+            <m:sty m:val="p"/>
+          </m:rPr>
+          <m:t>=</m:t>
+        </m:r>
+        <m:r>
+          <m:rPr>
+            <m:sty m:val="p"/>
+          </m:rPr>
+          <m:t>ln</m:t>
+        </m:r>
+        <m:r>
+          <m:rPr>
+            <m:sty m:val="p"/>
+          </m:rPr>
+          <m:t>(</m:t>
+        </m:r>
+        <m:sSup>
           <m:e>
             <m:r>
               <m:t>x</m:t>
             </m:r>
-            <m:r>
-              <m:rPr>
-                <m:sty m:val="p"/>
-              </m:rPr>
-              <m:t>,</m:t>
-            </m:r>
+          </m:e>
+          <m:sup>
+            <m:r>
+              <m:t>2</m:t>
+            </m:r>
+          </m:sup>
+        </m:sSup>
+        <m:r>
+          <m:rPr>
+            <m:sty m:val="p"/>
+          </m:rPr>
+          <m:t>+</m:t>
+        </m:r>
+        <m:sSup>
+          <m:e>
             <m:r>
               <m:t>y</m:t>
             </m:r>
           </m:e>
-        </m:d>
-        <m:r>
-          <m:rPr>
-            <m:sty m:val="p"/>
-          </m:rPr>
-          <m:t>=</m:t>
-        </m:r>
-        <m:r>
-          <m:rPr>
-            <m:sty m:val="p"/>
-          </m:rPr>
-          <m:t>ln</m:t>
-        </m:r>
-        <m:d>
-          <m:dPr>
-            <m:begChr m:val="("/>
-            <m:sepChr m:val=""/>
-            <m:endChr m:val=")"/>
-            <m:grow/>
-          </m:dPr>
-          <m:e>
-            <m:sSup>
-              <m:e>
-                <m:r>
-                  <m:t>x</m:t>
-                </m:r>
-              </m:e>
-              <m:sup>
-                <m:r>
-                  <m:t>2</m:t>
-                </m:r>
-              </m:sup>
-            </m:sSup>
-            <m:r>
-              <m:rPr>
-                <m:sty m:val="p"/>
-              </m:rPr>
-              <m:t>+</m:t>
-            </m:r>
-            <m:sSup>
-              <m:e>
-                <m:r>
-                  <m:t>y</m:t>
-                </m:r>
-              </m:e>
-              <m:sup>
-                <m:r>
-                  <m:t>2</m:t>
-                </m:r>
-              </m:sup>
-            </m:sSup>
-          </m:e>
-        </m:d>
+          <m:sup>
+            <m:r>
+              <m:t>2</m:t>
+            </m:r>
+          </m:sup>
+        </m:sSup>
+        <m:r>
+          <m:rPr>
+            <m:sty m:val="p"/>
+          </m:rPr>
+          <m:t>)</m:t>
+        </m:r>
       </m:oMath>
     </w:p>
-    <w:bookmarkEnd w:id="22"/>
-    <w:bookmarkStart w:id="24" w:name="q3"/>
+    <w:bookmarkEnd w:id="11"/>
+    <w:bookmarkStart w:id="13" w:name="q3"/>
     <w:p>
       <w:pPr>
         <w:pStyle w:val="Heading2"/>
@@ -2218,28 +2296,30 @@
         <m:r>
           <m:t>f</m:t>
         </m:r>
-        <m:d>
-          <m:dPr>
-            <m:begChr m:val="("/>
-            <m:sepChr m:val=""/>
-            <m:endChr m:val=")"/>
-            <m:grow/>
-          </m:dPr>
-          <m:e>
-            <m:r>
-              <m:t>x</m:t>
-            </m:r>
-            <m:r>
-              <m:rPr>
-                <m:sty m:val="p"/>
-              </m:rPr>
-              <m:t>,</m:t>
-            </m:r>
-            <m:r>
-              <m:t>y</m:t>
-            </m:r>
-          </m:e>
-        </m:d>
+        <m:r>
+          <m:rPr>
+            <m:sty m:val="p"/>
+          </m:rPr>
+          <m:t>(</m:t>
+        </m:r>
+        <m:r>
+          <m:t>x</m:t>
+        </m:r>
+        <m:r>
+          <m:rPr>
+            <m:sty m:val="p"/>
+          </m:rPr>
+          <m:t>,</m:t>
+        </m:r>
+        <m:r>
+          <m:t>y</m:t>
+        </m:r>
+        <m:r>
+          <m:rPr>
+            <m:sty m:val="p"/>
+          </m:rPr>
+          <m:t>)</m:t>
+        </m:r>
       </m:oMath>
       <w:r>
         <w:t xml:space="preserve">, calculate the mixed second-order partial derivatives and confirm that they satisfy the equation</w:t>
@@ -2370,28 +2450,30 @@
         <m:r>
           <m:t>f</m:t>
         </m:r>
-        <m:d>
-          <m:dPr>
-            <m:begChr m:val="("/>
-            <m:sepChr m:val=""/>
-            <m:endChr m:val=")"/>
-            <m:grow/>
-          </m:dPr>
-          <m:e>
-            <m:r>
-              <m:t>x</m:t>
-            </m:r>
-            <m:r>
-              <m:rPr>
-                <m:sty m:val="p"/>
-              </m:rPr>
-              <m:t>,</m:t>
-            </m:r>
-            <m:r>
-              <m:t>y</m:t>
-            </m:r>
-          </m:e>
-        </m:d>
+        <m:r>
+          <m:rPr>
+            <m:sty m:val="p"/>
+          </m:rPr>
+          <m:t>(</m:t>
+        </m:r>
+        <m:r>
+          <m:t>x</m:t>
+        </m:r>
+        <m:r>
+          <m:rPr>
+            <m:sty m:val="p"/>
+          </m:rPr>
+          <m:t>,</m:t>
+        </m:r>
+        <m:r>
+          <m:t>y</m:t>
+        </m:r>
+        <m:r>
+          <m:rPr>
+            <m:sty m:val="p"/>
+          </m:rPr>
+          <m:t>)</m:t>
+        </m:r>
         <m:r>
           <m:rPr>
             <m:sty m:val="p"/>
@@ -2453,139 +2535,147 @@
         <m:r>
           <m:t>f</m:t>
         </m:r>
-        <m:d>
-          <m:dPr>
-            <m:begChr m:val="("/>
-            <m:sepChr m:val=""/>
-            <m:endChr m:val=")"/>
-            <m:grow/>
-          </m:dPr>
+        <m:r>
+          <m:rPr>
+            <m:sty m:val="p"/>
+          </m:rPr>
+          <m:t>(</m:t>
+        </m:r>
+        <m:r>
+          <m:t>x</m:t>
+        </m:r>
+        <m:r>
+          <m:rPr>
+            <m:sty m:val="p"/>
+          </m:rPr>
+          <m:t>,</m:t>
+        </m:r>
+        <m:r>
+          <m:t>y</m:t>
+        </m:r>
+        <m:r>
+          <m:rPr>
+            <m:sty m:val="p"/>
+          </m:rPr>
+          <m:t>)</m:t>
+        </m:r>
+        <m:r>
+          <m:rPr>
+            <m:sty m:val="p"/>
+          </m:rPr>
+          <m:t>=</m:t>
+        </m:r>
+        <m:r>
+          <m:t>2</m:t>
+        </m:r>
+        <m:sSup>
           <m:e>
             <m:r>
               <m:t>x</m:t>
             </m:r>
+          </m:e>
+          <m:sup>
+            <m:r>
+              <m:t>2</m:t>
+            </m:r>
+          </m:sup>
+        </m:sSup>
+        <m:r>
+          <m:rPr>
+            <m:sty m:val="p"/>
+          </m:rPr>
+          <m:t>cos</m:t>
+        </m:r>
+        <m:r>
+          <m:rPr>
+            <m:sty m:val="p"/>
+          </m:rPr>
+          <m:t>(</m:t>
+        </m:r>
+        <m:r>
+          <m:t>y</m:t>
+        </m:r>
+        <m:r>
+          <m:rPr>
+            <m:sty m:val="p"/>
+          </m:rPr>
+          <m:t>)</m:t>
+        </m:r>
+      </m:oMath>
+    </w:p>
+    <w:p>
+      <w:pPr>
+        <w:pStyle w:val="BodyText"/>
+      </w:pPr>
+      <w:r>
+        <w:t xml:space="preserve">3.3.</w:t>
+      </w:r>
+      <w:r>
+        <w:t xml:space="preserve"> </w:t>
+      </w:r>
+      <m:oMath>
+        <m:r>
+          <m:t> </m:t>
+        </m:r>
+        <m:r>
+          <m:t>f</m:t>
+        </m:r>
+        <m:r>
+          <m:rPr>
+            <m:sty m:val="p"/>
+          </m:rPr>
+          <m:t>(</m:t>
+        </m:r>
+        <m:r>
+          <m:t>x</m:t>
+        </m:r>
+        <m:r>
+          <m:rPr>
+            <m:sty m:val="p"/>
+          </m:rPr>
+          <m:t>,</m:t>
+        </m:r>
+        <m:r>
+          <m:t>y</m:t>
+        </m:r>
+        <m:r>
+          <m:rPr>
+            <m:sty m:val="p"/>
+          </m:rPr>
+          <m:t>)</m:t>
+        </m:r>
+        <m:r>
+          <m:rPr>
+            <m:sty m:val="p"/>
+          </m:rPr>
+          <m:t>=</m:t>
+        </m:r>
+        <m:r>
+          <m:rPr>
+            <m:sty m:val="p"/>
+          </m:rPr>
+          <m:t>(</m:t>
+        </m:r>
+        <m:r>
+          <m:t>x</m:t>
+        </m:r>
+        <m:r>
+          <m:rPr>
+            <m:sty m:val="p"/>
+          </m:rPr>
+          <m:t>+</m:t>
+        </m:r>
+        <m:r>
+          <m:t>y</m:t>
+        </m:r>
+        <m:sSup>
+          <m:e>
             <m:r>
               <m:rPr>
                 <m:sty m:val="p"/>
               </m:rPr>
-              <m:t>,</m:t>
-            </m:r>
-            <m:r>
-              <m:t>y</m:t>
-            </m:r>
-          </m:e>
-        </m:d>
-        <m:r>
-          <m:rPr>
-            <m:sty m:val="p"/>
-          </m:rPr>
-          <m:t>=</m:t>
-        </m:r>
-        <m:r>
-          <m:t>2</m:t>
-        </m:r>
-        <m:sSup>
-          <m:e>
-            <m:r>
-              <m:t>x</m:t>
-            </m:r>
-          </m:e>
-          <m:sup>
-            <m:r>
-              <m:t>2</m:t>
-            </m:r>
-          </m:sup>
-        </m:sSup>
-        <m:r>
-          <m:rPr>
-            <m:sty m:val="p"/>
-          </m:rPr>
-          <m:t>cos</m:t>
-        </m:r>
-        <m:d>
-          <m:dPr>
-            <m:begChr m:val="("/>
-            <m:sepChr m:val=""/>
-            <m:endChr m:val=")"/>
-            <m:grow/>
-          </m:dPr>
-          <m:e>
-            <m:r>
-              <m:t>y</m:t>
-            </m:r>
-          </m:e>
-        </m:d>
-      </m:oMath>
-    </w:p>
-    <w:p>
-      <w:pPr>
-        <w:pStyle w:val="BodyText"/>
-      </w:pPr>
-      <w:r>
-        <w:t xml:space="preserve">3.3.</w:t>
-      </w:r>
-      <w:r>
-        <w:t xml:space="preserve"> </w:t>
-      </w:r>
-      <m:oMath>
-        <m:r>
-          <m:t> </m:t>
-        </m:r>
-        <m:r>
-          <m:t>f</m:t>
-        </m:r>
-        <m:d>
-          <m:dPr>
-            <m:begChr m:val="("/>
-            <m:sepChr m:val=""/>
-            <m:endChr m:val=")"/>
-            <m:grow/>
-          </m:dPr>
-          <m:e>
-            <m:r>
-              <m:t>x</m:t>
-            </m:r>
-            <m:r>
-              <m:rPr>
-                <m:sty m:val="p"/>
-              </m:rPr>
-              <m:t>,</m:t>
-            </m:r>
-            <m:r>
-              <m:t>y</m:t>
-            </m:r>
-          </m:e>
-        </m:d>
-        <m:r>
-          <m:rPr>
-            <m:sty m:val="p"/>
-          </m:rPr>
-          <m:t>=</m:t>
-        </m:r>
-        <m:sSup>
-          <m:e>
-            <m:d>
-              <m:dPr>
-                <m:begChr m:val="("/>
-                <m:sepChr m:val=""/>
-                <m:endChr m:val=")"/>
-                <m:grow/>
-              </m:dPr>
-              <m:e>
-                <m:r>
-                  <m:t>x</m:t>
-                </m:r>
-                <m:r>
-                  <m:rPr>
-                    <m:sty m:val="p"/>
-                  </m:rPr>
-                  <m:t>+</m:t>
-                </m:r>
-                <m:r>
-                  <m:t>y</m:t>
-                </m:r>
-              </m:e>
-            </m:d>
+              <m:t>)</m:t>
+            </m:r>
           </m:e>
           <m:sup>
             <m:r>
@@ -2612,28 +2702,30 @@
         <m:r>
           <m:t>f</m:t>
         </m:r>
-        <m:d>
-          <m:dPr>
-            <m:begChr m:val="("/>
-            <m:sepChr m:val=""/>
-            <m:endChr m:val=")"/>
-            <m:grow/>
-          </m:dPr>
-          <m:e>
-            <m:r>
-              <m:t>x</m:t>
-            </m:r>
-            <m:r>
-              <m:rPr>
-                <m:sty m:val="p"/>
-              </m:rPr>
-              <m:t>,</m:t>
-            </m:r>
-            <m:r>
-              <m:t>y</m:t>
-            </m:r>
-          </m:e>
-        </m:d>
+        <m:r>
+          <m:rPr>
+            <m:sty m:val="p"/>
+          </m:rPr>
+          <m:t>(</m:t>
+        </m:r>
+        <m:r>
+          <m:t>x</m:t>
+        </m:r>
+        <m:r>
+          <m:rPr>
+            <m:sty m:val="p"/>
+          </m:rPr>
+          <m:t>,</m:t>
+        </m:r>
+        <m:r>
+          <m:t>y</m:t>
+        </m:r>
+        <m:r>
+          <m:rPr>
+            <m:sty m:val="p"/>
+          </m:rPr>
+          <m:t>)</m:t>
+        </m:r>
         <m:r>
           <m:rPr>
             <m:sty m:val="p"/>
@@ -2683,28 +2775,30 @@
         <m:r>
           <m:t>f</m:t>
         </m:r>
-        <m:d>
-          <m:dPr>
-            <m:begChr m:val="("/>
-            <m:sepChr m:val=""/>
-            <m:endChr m:val=")"/>
-            <m:grow/>
-          </m:dPr>
-          <m:e>
-            <m:r>
-              <m:t>x</m:t>
-            </m:r>
-            <m:r>
-              <m:rPr>
-                <m:sty m:val="p"/>
-              </m:rPr>
-              <m:t>,</m:t>
-            </m:r>
-            <m:r>
-              <m:t>y</m:t>
-            </m:r>
-          </m:e>
-        </m:d>
+        <m:r>
+          <m:rPr>
+            <m:sty m:val="p"/>
+          </m:rPr>
+          <m:t>(</m:t>
+        </m:r>
+        <m:r>
+          <m:t>x</m:t>
+        </m:r>
+        <m:r>
+          <m:rPr>
+            <m:sty m:val="p"/>
+          </m:rPr>
+          <m:t>,</m:t>
+        </m:r>
+        <m:r>
+          <m:t>y</m:t>
+        </m:r>
+        <m:r>
+          <m:rPr>
+            <m:sty m:val="p"/>
+          </m:rPr>
+          <m:t>)</m:t>
+        </m:r>
         <m:r>
           <m:rPr>
             <m:sty m:val="p"/>
@@ -2768,28 +2862,30 @@
         <m:r>
           <m:t>f</m:t>
         </m:r>
-        <m:d>
-          <m:dPr>
-            <m:begChr m:val="("/>
-            <m:sepChr m:val=""/>
-            <m:endChr m:val=")"/>
-            <m:grow/>
-          </m:dPr>
-          <m:e>
-            <m:r>
-              <m:t>x</m:t>
-            </m:r>
-            <m:r>
-              <m:rPr>
-                <m:sty m:val="p"/>
-              </m:rPr>
-              <m:t>,</m:t>
-            </m:r>
-            <m:r>
-              <m:t>y</m:t>
-            </m:r>
-          </m:e>
-        </m:d>
+        <m:r>
+          <m:rPr>
+            <m:sty m:val="p"/>
+          </m:rPr>
+          <m:t>(</m:t>
+        </m:r>
+        <m:r>
+          <m:t>x</m:t>
+        </m:r>
+        <m:r>
+          <m:rPr>
+            <m:sty m:val="p"/>
+          </m:rPr>
+          <m:t>,</m:t>
+        </m:r>
+        <m:r>
+          <m:t>y</m:t>
+        </m:r>
+        <m:r>
+          <m:rPr>
+            <m:sty m:val="p"/>
+          </m:rPr>
+          <m:t>)</m:t>
+        </m:r>
         <m:r>
           <m:rPr>
             <m:sty m:val="p"/>
@@ -2814,19 +2910,21 @@
           </m:rPr>
           <m:t>sin</m:t>
         </m:r>
-        <m:d>
-          <m:dPr>
-            <m:begChr m:val="("/>
-            <m:sepChr m:val=""/>
-            <m:endChr m:val=")"/>
-            <m:grow/>
-          </m:dPr>
-          <m:e>
-            <m:r>
-              <m:t>y</m:t>
-            </m:r>
-          </m:e>
-        </m:d>
+        <m:r>
+          <m:rPr>
+            <m:sty m:val="p"/>
+          </m:rPr>
+          <m:t>(</m:t>
+        </m:r>
+        <m:r>
+          <m:t>y</m:t>
+        </m:r>
+        <m:r>
+          <m:rPr>
+            <m:sty m:val="p"/>
+          </m:rPr>
+          <m:t>)</m:t>
+        </m:r>
         <m:r>
           <m:rPr>
             <m:sty m:val="p"/>
@@ -2851,19 +2949,21 @@
           </m:rPr>
           <m:t>cos</m:t>
         </m:r>
-        <m:d>
-          <m:dPr>
-            <m:begChr m:val="("/>
-            <m:sepChr m:val=""/>
-            <m:endChr m:val=")"/>
-            <m:grow/>
-          </m:dPr>
-          <m:e>
-            <m:r>
-              <m:t>x</m:t>
-            </m:r>
-          </m:e>
-        </m:d>
+        <m:r>
+          <m:rPr>
+            <m:sty m:val="p"/>
+          </m:rPr>
+          <m:t>(</m:t>
+        </m:r>
+        <m:r>
+          <m:t>x</m:t>
+        </m:r>
+        <m:r>
+          <m:rPr>
+            <m:sty m:val="p"/>
+          </m:rPr>
+          <m:t>)</m:t>
+        </m:r>
       </m:oMath>
     </w:p>
     <w:p>
@@ -2883,28 +2983,30 @@
         <m:r>
           <m:t>f</m:t>
         </m:r>
-        <m:d>
-          <m:dPr>
-            <m:begChr m:val="("/>
-            <m:sepChr m:val=""/>
-            <m:endChr m:val=")"/>
-            <m:grow/>
-          </m:dPr>
-          <m:e>
-            <m:r>
-              <m:t>x</m:t>
-            </m:r>
-            <m:r>
-              <m:rPr>
-                <m:sty m:val="p"/>
-              </m:rPr>
-              <m:t>,</m:t>
-            </m:r>
-            <m:r>
-              <m:t>y</m:t>
-            </m:r>
-          </m:e>
-        </m:d>
+        <m:r>
+          <m:rPr>
+            <m:sty m:val="p"/>
+          </m:rPr>
+          <m:t>(</m:t>
+        </m:r>
+        <m:r>
+          <m:t>x</m:t>
+        </m:r>
+        <m:r>
+          <m:rPr>
+            <m:sty m:val="p"/>
+          </m:rPr>
+          <m:t>,</m:t>
+        </m:r>
+        <m:r>
+          <m:t>y</m:t>
+        </m:r>
+        <m:r>
+          <m:rPr>
+            <m:sty m:val="p"/>
+          </m:rPr>
+          <m:t>)</m:t>
+        </m:r>
         <m:r>
           <m:rPr>
             <m:sty m:val="p"/>
@@ -2932,22 +3034,24 @@
             </m:r>
           </m:sup>
         </m:sSup>
-        <m:d>
-          <m:dPr>
-            <m:begChr m:val="("/>
-            <m:sepChr m:val=""/>
-            <m:endChr m:val=")"/>
-            <m:grow/>
-          </m:dPr>
-          <m:e>
-            <m:r>
-              <m:t>x</m:t>
-            </m:r>
-            <m:r>
-              <m:t>y</m:t>
-            </m:r>
-          </m:e>
-        </m:d>
+        <m:r>
+          <m:rPr>
+            <m:sty m:val="p"/>
+          </m:rPr>
+          <m:t>(</m:t>
+        </m:r>
+        <m:r>
+          <m:t>x</m:t>
+        </m:r>
+        <m:r>
+          <m:t>y</m:t>
+        </m:r>
+        <m:r>
+          <m:rPr>
+            <m:sty m:val="p"/>
+          </m:rPr>
+          <m:t>)</m:t>
+        </m:r>
       </m:oMath>
     </w:p>
     <w:p>
@@ -2961,7 +3065,7 @@
       <w:pPr>
         <w:pStyle w:val="FirstParagraph"/>
       </w:pPr>
-      <w:hyperlink r:id="rId23">
+      <w:hyperlink r:id="rId12">
         <w:r>
           <w:rPr>
             <w:rStyle w:val="Hyperlink"/>
@@ -2977,8 +3081,8 @@
         </w:pict>
       </w:r>
     </w:p>
-    <w:bookmarkEnd w:id="24"/>
-    <w:bookmarkStart w:id="26" w:name="version-history-and-licensing"/>
+    <w:bookmarkEnd w:id="13"/>
+    <w:bookmarkStart w:id="15" w:name="version-history-and-licensing"/>
     <w:p>
       <w:pPr>
         <w:pStyle w:val="Heading2"/>
@@ -2999,7 +3103,7 @@
       <w:pPr>
         <w:pStyle w:val="BodyText"/>
       </w:pPr>
-      <w:hyperlink r:id="rId25">
+      <w:hyperlink r:id="rId14">
         <w:r>
           <w:rPr>
             <w:rStyle w:val="Hyperlink"/>
@@ -3008,7 +3112,7 @@
         </w:r>
       </w:hyperlink>
     </w:p>
-    <w:bookmarkEnd w:id="26"/>
+    <w:bookmarkEnd w:id="15"/>
     <w:sectPr>
       <w:pgSz w:h="15840" w:w="12240"/>
       <w:pgMar w:bottom="1440" w:footer="720" w:gutter="0" w:header="720" w:left="1440" w:right="1440" w:top="1440"/>
